--- a/Direct Instruction Scripts/Unit 1 Part B - Lessons 8-11.docx
+++ b/Direct Instruction Scripts/Unit 1 Part B - Lessons 8-11.docx
@@ -699,7 +699,7 @@
           <w:sz w:val="24"/>
           <w:szCs w:val="24"/>
         </w:rPr>
-        <w:t xml:space="preserve">Tree. Animal.</w:t>
+        <w:t>Tree. Genus, species, both, or neither? Animal.</w:t>
       </w:r>
       <w:r>
         <w:rPr>
@@ -735,7 +735,7 @@
           <w:sz w:val="24"/>
           <w:szCs w:val="24"/>
         </w:rPr>
-        <w:t xml:space="preserve">Tree. Fido.</w:t>
+        <w:t>Fido.</w:t>
       </w:r>
       <w:r>
         <w:rPr>
@@ -837,7 +837,7 @@
           <w:sz w:val="24"/>
           <w:szCs w:val="24"/>
         </w:rPr>
-        <w:t xml:space="preserve">Singular or universal. Sheep.</w:t>
+        <w:t>Singular or universal? Sheep.</w:t>
       </w:r>
       <w:r>
         <w:rPr>
@@ -870,7 +870,7 @@
           <w:sz w:val="24"/>
           <w:szCs w:val="24"/>
         </w:rPr>
-        <w:t xml:space="preserve">Everybody. A chair is a seat.</w:t>
+        <w:t>Everybody. Test it — good, too wide, or too narrow? A chair is a seat.</w:t>
       </w:r>
       <w:r>
         <w:rPr>
@@ -1981,7 +1981,7 @@
           <w:sz w:val="24"/>
           <w:szCs w:val="24"/>
         </w:rPr>
-        <w:t xml:space="preserve">Animals: wild and tame.</w:t>
+        <w:t>Divide it. Good, leaves some out, overlaps, or two cuts? Animals: wild and tame.</w:t>
       </w:r>
       <w:r>
         <w:rPr>
@@ -2023,7 +2023,7 @@
           <w:sz w:val="24"/>
           <w:szCs w:val="24"/>
         </w:rPr>
-        <w:t xml:space="preserve">Animals: wild, tame, and dogs.</w:t>
+        <w:t>Divide it. Good, leaves some out, overlaps, or two cuts? Animals: wild, tame, and dogs.</w:t>
       </w:r>
       <w:r>
         <w:rPr>
@@ -2083,7 +2083,7 @@
           <w:sz w:val="24"/>
           <w:szCs w:val="24"/>
         </w:rPr>
-        <w:t xml:space="preserve">Animals: dogs, cats, and horses.</w:t>
+        <w:t>Divide it. Good, leaves some out, overlaps, or two cuts? Animals: dogs, cats, and horses.</w:t>
       </w:r>
       <w:r>
         <w:rPr>
@@ -2143,7 +2143,7 @@
           <w:sz w:val="24"/>
           <w:szCs w:val="24"/>
         </w:rPr>
-        <w:t xml:space="preserve">Numbers: even and odd.</w:t>
+        <w:t>Numbers: even and odd.</w:t>
       </w:r>
       <w:r>
         <w:rPr>
@@ -2185,7 +2185,7 @@
           <w:sz w:val="24"/>
           <w:szCs w:val="24"/>
         </w:rPr>
-        <w:t xml:space="preserve">Shoes: leather shoes and red shoes.</w:t>
+        <w:t>Shoes: leather shoes and red shoes.</w:t>
       </w:r>
       <w:r>
         <w:rPr>
@@ -2245,7 +2245,7 @@
           <w:sz w:val="24"/>
           <w:szCs w:val="24"/>
         </w:rPr>
-        <w:t xml:space="preserve">Shoes: leather shoes and cloth shoes.</w:t>
+        <w:t>Shoes: leather shoes and cloth shoes.</w:t>
       </w:r>
       <w:r>
         <w:rPr>
@@ -2295,7 +2295,7 @@
           <w:sz w:val="24"/>
           <w:szCs w:val="24"/>
         </w:rPr>
-        <w:t xml:space="preserve">Days of the week: weekdays and Sunday.</w:t>
+        <w:t>Divide it. Good, leaves some out, overlaps, or two cuts? Days of the week: weekdays and Sunday.</w:t>
       </w:r>
       <w:r>
         <w:rPr>
@@ -2355,7 +2355,7 @@
           <w:sz w:val="24"/>
           <w:szCs w:val="24"/>
         </w:rPr>
-        <w:t xml:space="preserve">Days of the week: weekdays and the weekend.</w:t>
+        <w:t>Days of the week: weekdays and the weekend.</w:t>
       </w:r>
       <w:r>
         <w:rPr>
@@ -2397,7 +2397,7 @@
           <w:sz w:val="24"/>
           <w:szCs w:val="24"/>
         </w:rPr>
-        <w:t xml:space="preserve">Shapes: triangles and squares.</w:t>
+        <w:t>Shapes: triangles and squares.</w:t>
       </w:r>
       <w:r>
         <w:rPr>
@@ -2457,7 +2457,7 @@
           <w:sz w:val="24"/>
           <w:szCs w:val="24"/>
         </w:rPr>
-        <w:t xml:space="preserve">Books: big books and blue books.</w:t>
+        <w:t>Books: big books and blue books.</w:t>
       </w:r>
       <w:r>
         <w:rPr>
@@ -2517,7 +2517,7 @@
           <w:sz w:val="24"/>
           <w:szCs w:val="24"/>
         </w:rPr>
-        <w:t xml:space="preserve">People: children, grown-ups, and mothers.</w:t>
+        <w:t>Divide it. Good, leaves some out, overlaps, or two cuts? People: children, grown-ups, and mothers.</w:t>
       </w:r>
       <w:r>
         <w:rPr>
@@ -2577,7 +2577,7 @@
           <w:sz w:val="24"/>
           <w:szCs w:val="24"/>
         </w:rPr>
-        <w:t xml:space="preserve">People: children and grown-ups.</w:t>
+        <w:t>People: children and grown-ups.</w:t>
       </w:r>
       <w:r>
         <w:rPr>
@@ -2619,7 +2619,7 @@
           <w:sz w:val="24"/>
           <w:szCs w:val="24"/>
         </w:rPr>
-        <w:t xml:space="preserve">Food: bread, meat, and hot food.</w:t>
+        <w:t>Food: bread, meat, and hot food.</w:t>
       </w:r>
       <w:r>
         <w:rPr>
@@ -2679,7 +2679,7 @@
           <w:sz w:val="24"/>
           <w:szCs w:val="24"/>
         </w:rPr>
-        <w:t xml:space="preserve">Living things: plants and animals.</w:t>
+        <w:t>Divide it. Good, leaves some out, overlaps, or two cuts? Living things: plants and animals.</w:t>
       </w:r>
       <w:r>
         <w:rPr>
@@ -3265,7 +3265,7 @@
           <w:sz w:val="24"/>
           <w:szCs w:val="24"/>
         </w:rPr>
-        <w:t xml:space="preserve">Divide it. Animals: dogs and cats.</w:t>
+        <w:t>Divide it. Good, leaves some out, overlaps, or two cuts? Animals: dogs and cats.</w:t>
       </w:r>
       <w:r>
         <w:rPr>
@@ -3334,7 +3334,7 @@
           <w:sz w:val="24"/>
           <w:szCs w:val="24"/>
         </w:rPr>
-        <w:t xml:space="preserve">Tree. Animal.</w:t>
+        <w:t>Tree. Genus, species, both, or neither? Animal.</w:t>
       </w:r>
       <w:r>
         <w:rPr>
@@ -3400,7 +3400,7 @@
           <w:sz w:val="24"/>
           <w:szCs w:val="24"/>
         </w:rPr>
-        <w:t xml:space="preserve">Divide it. Shapes: shapes with straight sides and shapes with curved sides.</w:t>
+        <w:t>Divide it. Good, leaves some out, overlaps, or two cuts? Shapes: shapes with straight sides and shapes with curved sides.</w:t>
       </w:r>
       <w:r>
         <w:rPr>
@@ -3433,7 +3433,7 @@
           <w:sz w:val="24"/>
           <w:szCs w:val="24"/>
         </w:rPr>
-        <w:t xml:space="preserve">Test it. A shape with three straight sides is a triangle.</w:t>
+        <w:t>Test it — good, too wide, or too narrow? A shape with three straight sides is a triangle.</w:t>
       </w:r>
       <w:r>
         <w:rPr>
@@ -3466,7 +3466,7 @@
           <w:sz w:val="24"/>
           <w:szCs w:val="24"/>
         </w:rPr>
-        <w:t xml:space="preserve">Divide it. Tools: hammers, saws, and sharp tools.</w:t>
+        <w:t>Divide it. Good, leaves some out, overlaps, or two cuts? Tools: hammers, saws, and sharp tools.</w:t>
       </w:r>
       <w:r>
         <w:rPr>
@@ -3568,7 +3568,7 @@
           <w:sz w:val="24"/>
           <w:szCs w:val="24"/>
         </w:rPr>
-        <w:t xml:space="preserve">Divide it. Bread: white bread and fresh bread.</w:t>
+        <w:t>Divide it. Good, leaves some out, overlaps, or two cuts? Bread: white bread and fresh bread.</w:t>
       </w:r>
       <w:r>
         <w:rPr>
@@ -3706,7 +3706,7 @@
           <w:sz w:val="24"/>
           <w:szCs w:val="24"/>
         </w:rPr>
-        <w:t xml:space="preserve">Test it. Bread is food.</w:t>
+        <w:t>Test it — good, too wide, or too narrow? Bread is food.</w:t>
       </w:r>
       <w:r>
         <w:rPr>
@@ -3808,7 +3808,7 @@
           <w:sz w:val="24"/>
           <w:szCs w:val="24"/>
         </w:rPr>
-        <w:t xml:space="preserve">Divide it. Living things: plants and animals.</w:t>
+        <w:t>Divide it. Good, leaves some out, overlaps, or two cuts? Living things: plants and animals.</w:t>
       </w:r>
       <w:r>
         <w:rPr>
@@ -3953,7 +3953,7 @@
           <w:sz w:val="24"/>
           <w:szCs w:val="24"/>
         </w:rPr>
-        <w:t xml:space="preserve">Everybody. Divide it. Animals: wild, tame, and dogs.</w:t>
+        <w:t>Everybody. Divide it. Good, leaves some out, overlaps, or two cuts? Animals: wild, tame, and dogs.</w:t>
       </w:r>
       <w:r>
         <w:rPr>
@@ -4022,7 +4022,7 @@
           <w:sz w:val="24"/>
           <w:szCs w:val="24"/>
         </w:rPr>
-        <w:t xml:space="preserve">Everybody. Divide it. Shoes: leather shoes and red shoes.</w:t>
+        <w:t>Everybody. Divide it. Good, leaves some out, overlaps, or two cuts? Shoes: leather shoes and red shoes.</w:t>
       </w:r>
       <w:r>
         <w:rPr>
@@ -4091,7 +4091,7 @@
           <w:sz w:val="24"/>
           <w:szCs w:val="24"/>
         </w:rPr>
-        <w:t xml:space="preserve">(9). Divide it. Shapes: triangles and squares.</w:t>
+        <w:t>(9). Divide it. Good, leaves some out, overlaps, or two cuts? Shapes: triangles and squares.</w:t>
       </w:r>
       <w:r>
         <w:rPr>
@@ -4206,7 +4206,7 @@
           <w:sz w:val="24"/>
           <w:szCs w:val="24"/>
         </w:rPr>
-        <w:t xml:space="preserve">Everybody. A knife is a tool.</w:t>
+        <w:t>Everybody. Test it — good, too wide, or too narrow? A knife is a tool.</w:t>
       </w:r>
       <w:r>
         <w:rPr>
@@ -4631,7 +4631,7 @@
           <w:sz w:val="24"/>
           <w:szCs w:val="24"/>
         </w:rPr>
-        <w:t xml:space="preserve">(9). Divide it. Animals: dogs, cats, and horses.</w:t>
+        <w:t>(9). Divide it. Good, leaves some out, overlaps, or two cuts? Animals: dogs, cats, and horses.</w:t>
       </w:r>
       <w:r>
         <w:rPr>
@@ -4664,7 +4664,7 @@
           <w:sz w:val="24"/>
           <w:szCs w:val="24"/>
         </w:rPr>
-        <w:t xml:space="preserve">(9). Divide it. Numbers: even and odd.</w:t>
+        <w:t>(9). Divide it. Good, leaves some out, overlaps, or two cuts? Numbers: even and odd.</w:t>
       </w:r>
       <w:r>
         <w:rPr>
@@ -5162,7 +5162,7 @@
           <w:sz w:val="24"/>
           <w:szCs w:val="24"/>
         </w:rPr>
-        <w:t xml:space="preserve">Tree. Shape.</w:t>
+        <w:t>Tree. Genus, species, both, or neither? Shape.</w:t>
       </w:r>
       <w:r>
         <w:rPr>
@@ -7820,7 +7820,7 @@
           <w:sz w:val="24"/>
           <w:szCs w:val="24"/>
         </w:rPr>
-        <w:t xml:space="preserve">Everybody. Divide it. Animals: wild, tame, and dogs.</w:t>
+        <w:t>Everybody. Divide it. Good, leaves some out, overlaps, or two cuts? Animals: wild, tame, and dogs.</w:t>
       </w:r>
       <w:r>
         <w:rPr>
@@ -7978,7 +7978,7 @@
           <w:sz w:val="24"/>
           <w:szCs w:val="24"/>
         </w:rPr>
-        <w:t xml:space="preserve">Tree. Chair.</w:t>
+        <w:t>Tree. Genus, species, both, or neither? Chair.</w:t>
       </w:r>
       <w:r>
         <w:rPr>
@@ -8011,7 +8011,7 @@
           <w:sz w:val="24"/>
           <w:szCs w:val="24"/>
         </w:rPr>
-        <w:t xml:space="preserve">Everybody. Divide it. Shapes: triangles and squares.</w:t>
+        <w:t>Everybody. Divide it. Good, leaves some out, overlaps, or two cuts? Shapes: triangles and squares.</w:t>
       </w:r>
       <w:r>
         <w:rPr>
@@ -8080,7 +8080,7 @@
           <w:sz w:val="24"/>
           <w:szCs w:val="24"/>
         </w:rPr>
-        <w:t xml:space="preserve">Everybody. A chair is a seat.</w:t>
+        <w:t>Everybody. Judge it — good, too wide, too narrow, circular, or dark? A chair is a seat.</w:t>
       </w:r>
       <w:r>
         <w:rPr>
@@ -8205,7 +8205,7 @@
           <w:sz w:val="24"/>
           <w:szCs w:val="24"/>
         </w:rPr>
-        <w:t xml:space="preserve">Everybody. A shoe is a leather covering for the foot.</w:t>
+        <w:t>Everybody. Judge it — good, too wide, too narrow, circular, or dark? A shoe is a leather covering for the foot.</w:t>
       </w:r>
       <w:r>
         <w:rPr>
@@ -9691,7 +9691,7 @@
           <w:sz w:val="24"/>
           <w:szCs w:val="24"/>
         </w:rPr>
-        <w:t xml:space="preserve">A triangle is a triangular shape.</w:t>
+        <w:t>Judge it — good, too wide, too narrow, circular, or dark? A triangle is a triangular shape.</w:t>
       </w:r>
       <w:r>
         <w:rPr>
@@ -9733,7 +9733,7 @@
           <w:sz w:val="24"/>
           <w:szCs w:val="24"/>
         </w:rPr>
-        <w:t xml:space="preserve">A triangle is a shape with three straight sides.</w:t>
+        <w:t>Judge it — good, too wide, too narrow, circular, or dark? A triangle is a shape with three straight sides.</w:t>
       </w:r>
       <w:r>
         <w:rPr>
@@ -9775,7 +9775,7 @@
           <w:sz w:val="24"/>
           <w:szCs w:val="24"/>
         </w:rPr>
-        <w:t xml:space="preserve">A knife is an implement of incision.</w:t>
+        <w:t>Judge it — good, too wide, too narrow, circular, or dark? A knife is an implement of incision.</w:t>
       </w:r>
       <w:r>
         <w:rPr>
@@ -9817,7 +9817,7 @@
           <w:sz w:val="24"/>
           <w:szCs w:val="24"/>
         </w:rPr>
-        <w:t xml:space="preserve">A knife is a tool with a blade for cutting.</w:t>
+        <w:t>A knife is a tool with a blade for cutting.</w:t>
       </w:r>
       <w:r>
         <w:rPr>
@@ -9859,7 +9859,7 @@
           <w:sz w:val="24"/>
           <w:szCs w:val="24"/>
         </w:rPr>
-        <w:t xml:space="preserve">A shepherd is a man who does a shepherd's work.</w:t>
+        <w:t>A shepherd is a man who does a shepherd's work.</w:t>
       </w:r>
       <w:r>
         <w:rPr>
@@ -9901,7 +9901,7 @@
           <w:sz w:val="24"/>
           <w:szCs w:val="24"/>
         </w:rPr>
-        <w:t xml:space="preserve">A shepherd is a man who takes care of sheep.</w:t>
+        <w:t>Judge it — good, too wide, too narrow, circular, or dark? A shepherd is a man who takes care of sheep.</w:t>
       </w:r>
       <w:r>
         <w:rPr>
@@ -9985,7 +9985,7 @@
           <w:sz w:val="24"/>
           <w:szCs w:val="24"/>
         </w:rPr>
-        <w:t xml:space="preserve">A chair is a seat for one person.</w:t>
+        <w:t>Judge it — good, too wide, too narrow, circular, or dark? A chair is a seat for one person.</w:t>
       </w:r>
       <w:r>
         <w:rPr>
@@ -10035,7 +10035,7 @@
           <w:sz w:val="24"/>
           <w:szCs w:val="24"/>
         </w:rPr>
-        <w:t xml:space="preserve">A chair is a seat.</w:t>
+        <w:t>Judge it — good, too wide, too narrow, circular, or dark? A chair is a seat.</w:t>
       </w:r>
       <w:r>
         <w:rPr>
@@ -10095,7 +10095,7 @@
           <w:sz w:val="24"/>
           <w:szCs w:val="24"/>
         </w:rPr>
-        <w:t xml:space="preserve">A chair is a wooden seat for one person.</w:t>
+        <w:t>Judge it — good, too wide, too narrow, circular, or dark? A chair is a wooden seat for one person.</w:t>
       </w:r>
       <w:r>
         <w:rPr>
@@ -10155,7 +10155,7 @@
           <w:sz w:val="24"/>
           <w:szCs w:val="24"/>
         </w:rPr>
-        <w:t xml:space="preserve">A chair is a chair-shaped seat.</w:t>
+        <w:t>A chair is a chair-shaped seat.</w:t>
       </w:r>
       <w:r>
         <w:rPr>
@@ -10205,7 +10205,7 @@
           <w:sz w:val="24"/>
           <w:szCs w:val="24"/>
         </w:rPr>
-        <w:t xml:space="preserve">A chair is a pedal-free elevated support structure.</w:t>
+        <w:t>A chair is a pedal-free elevated support structure.</w:t>
       </w:r>
       <w:r>
         <w:rPr>
@@ -10255,7 +10255,7 @@
           <w:sz w:val="24"/>
           <w:szCs w:val="24"/>
         </w:rPr>
-        <w:t xml:space="preserve">Bread is food.</w:t>
+        <w:t>Bread is food.</w:t>
       </w:r>
       <w:r>
         <w:rPr>
@@ -10315,7 +10315,7 @@
           <w:sz w:val="24"/>
           <w:szCs w:val="24"/>
         </w:rPr>
-        <w:t xml:space="preserve">Bread is a farinaceous comestible.</w:t>
+        <w:t>Judge it — good, too wide, too narrow, circular, or dark? Bread is a farinaceous comestible.</w:t>
       </w:r>
       <w:r>
         <w:rPr>
@@ -10365,7 +10365,7 @@
           <w:sz w:val="24"/>
           <w:szCs w:val="24"/>
         </w:rPr>
-        <w:t xml:space="preserve">Bread is food made from grain.</w:t>
+        <w:t>Bread is food made from grain.</w:t>
       </w:r>
       <w:r>
         <w:rPr>
@@ -10415,7 +10415,7 @@
           <w:sz w:val="24"/>
           <w:szCs w:val="24"/>
         </w:rPr>
-        <w:t xml:space="preserve">A dog is an animal.</w:t>
+        <w:t>A dog is an animal.</w:t>
       </w:r>
       <w:r>
         <w:rPr>
@@ -10475,7 +10475,7 @@
           <w:sz w:val="24"/>
           <w:szCs w:val="24"/>
         </w:rPr>
-        <w:t xml:space="preserve">A dog is a doggy animal.</w:t>
+        <w:t>A dog is a doggy animal.</w:t>
       </w:r>
       <w:r>
         <w:rPr>
@@ -10525,7 +10525,7 @@
           <w:sz w:val="24"/>
           <w:szCs w:val="24"/>
         </w:rPr>
-        <w:t xml:space="preserve">A saw is a tool with teeth for cutting wood.</w:t>
+        <w:t>A saw is a tool with teeth for cutting wood.</w:t>
       </w:r>
       <w:r>
         <w:rPr>
@@ -10575,7 +10575,7 @@
           <w:sz w:val="24"/>
           <w:szCs w:val="24"/>
         </w:rPr>
-        <w:t xml:space="preserve">A saw is a tool for cutting oak.</w:t>
+        <w:t>Judge it — good, too wide, too narrow, circular, or dark? A saw is a tool for cutting oak.</w:t>
       </w:r>
       <w:r>
         <w:rPr>
@@ -11626,7 +11626,7 @@
           <w:sz w:val="24"/>
           <w:szCs w:val="24"/>
         </w:rPr>
-        <w:t xml:space="preserve">Judge it. A shoe is a covering.</w:t>
+        <w:t>Judge it — good, too wide, too narrow, circular, or dark? A shoe is a covering.</w:t>
       </w:r>
       <w:r>
         <w:rPr>
@@ -11728,7 +11728,7 @@
           <w:sz w:val="24"/>
           <w:szCs w:val="24"/>
         </w:rPr>
-        <w:t xml:space="preserve">Judge it. A shoe is a foot-covering thing for the feet.</w:t>
+        <w:t>Judge it — good, too wide, too narrow, circular, or dark? A shoe is a foot-covering thing for the feet.</w:t>
       </w:r>
       <w:r>
         <w:rPr>
@@ -11761,7 +11761,7 @@
           <w:sz w:val="24"/>
           <w:szCs w:val="24"/>
         </w:rPr>
-        <w:t xml:space="preserve">Divide it. Shoes: leather shoes and red shoes.</w:t>
+        <w:t>Divide it. Good, leaves some out, overlaps, or two cuts? Shoes: leather shoes and red shoes.</w:t>
       </w:r>
       <w:r>
         <w:rPr>
@@ -11827,7 +11827,7 @@
           <w:sz w:val="24"/>
           <w:szCs w:val="24"/>
         </w:rPr>
-        <w:t xml:space="preserve">Judge it. A knife is a tool that can go dull.</w:t>
+        <w:t>Judge it — good, too wide, too narrow, circular, or dark? A knife is a tool that can go dull.</w:t>
       </w:r>
       <w:r>
         <w:rPr>
@@ -11929,7 +11929,7 @@
           <w:sz w:val="24"/>
           <w:szCs w:val="24"/>
         </w:rPr>
-        <w:t xml:space="preserve">Judge it. A well is a hole.</w:t>
+        <w:t>Judge it — good, too wide, too narrow, circular, or dark? A well is a hole.</w:t>
       </w:r>
       <w:r>
         <w:rPr>
@@ -12031,7 +12031,7 @@
           <w:sz w:val="24"/>
           <w:szCs w:val="24"/>
         </w:rPr>
-        <w:t xml:space="preserve">Judge it. Sleep is the cessation of sensory function.</w:t>
+        <w:t>Judge it — good, too wide, too narrow, circular, or dark? Sleep is the cessation of sensory function.</w:t>
       </w:r>
       <w:r>
         <w:rPr>
@@ -12064,7 +12064,7 @@
           <w:sz w:val="24"/>
           <w:szCs w:val="24"/>
         </w:rPr>
-        <w:t xml:space="preserve">Tree. Seat.</w:t>
+        <w:t>Tree. Genus, species, both, or neither? Seat.</w:t>
       </w:r>
       <w:r>
         <w:rPr>
@@ -12219,7 +12219,7 @@
           <w:sz w:val="24"/>
           <w:szCs w:val="24"/>
         </w:rPr>
-        <w:t xml:space="preserve">Everybody. Judge it. A chair is a chair-shaped seat.</w:t>
+        <w:t>Everybody. Judge it — good, too wide, too narrow, circular, or dark? A chair is a chair-shaped seat.</w:t>
       </w:r>
       <w:r>
         <w:rPr>
@@ -12252,7 +12252,7 @@
           <w:sz w:val="24"/>
           <w:szCs w:val="24"/>
         </w:rPr>
-        <w:t xml:space="preserve">Everybody. Judge it. Bread is a farinaceous comestible.</w:t>
+        <w:t>Everybody. Judge it — good, too wide, too narrow, circular, or dark? Bread is a farinaceous comestible.</w:t>
       </w:r>
       <w:r>
         <w:rPr>
@@ -12285,7 +12285,7 @@
           <w:sz w:val="24"/>
           <w:szCs w:val="24"/>
         </w:rPr>
-        <w:t xml:space="preserve">(9). Judge it. A dog is an animal.</w:t>
+        <w:t>(9). Judge it — good, too wide, too narrow, circular, or dark? A dog is an animal.</w:t>
       </w:r>
       <w:r>
         <w:rPr>
@@ -12354,7 +12354,7 @@
           <w:sz w:val="24"/>
           <w:szCs w:val="24"/>
         </w:rPr>
-        <w:t xml:space="preserve">(12). Judge it. A saw is a tool for cutting oak.</w:t>
+        <w:t>(12). Judge it — good, too wide, too narrow, circular, or dark? A saw is a tool for cutting oak.</w:t>
       </w:r>
       <w:r>
         <w:rPr>
@@ -12489,7 +12489,7 @@
           <w:sz w:val="24"/>
           <w:szCs w:val="24"/>
         </w:rPr>
-        <w:t xml:space="preserve">Everybody. Divide it. Animals: dogs, cats, and horses.</w:t>
+        <w:t>Everybody. Divide it. Good, leaves some out, overlaps, or two cuts? Animals: dogs, cats, and horses.</w:t>
       </w:r>
       <w:r>
         <w:rPr>
@@ -12913,7 +12913,7 @@
           <w:sz w:val="24"/>
           <w:szCs w:val="24"/>
         </w:rPr>
-        <w:t xml:space="preserve">(9). Judge it. A knife is a tool.</w:t>
+        <w:t>(9). Judge it — good, too wide, too narrow, circular, or dark? A knife is a tool.</w:t>
       </w:r>
       <w:r>
         <w:rPr>
@@ -13321,7 +13321,7 @@
           <w:sz w:val="24"/>
           <w:szCs w:val="24"/>
         </w:rPr>
-        <w:t xml:space="preserve">Divide it. Books: big books and blue books.</w:t>
+        <w:t>Divide it. Good, leaves some out, overlaps, or two cuts? Books: big books and blue books.</w:t>
       </w:r>
       <w:r>
         <w:rPr>
@@ -13393,7 +13393,7 @@
           <w:sz w:val="24"/>
           <w:szCs w:val="24"/>
         </w:rPr>
-        <w:t xml:space="preserve">Tree. Triangle.</w:t>
+        <w:t>Tree. Genus, species, both, or neither? Triangle.</w:t>
       </w:r>
       <w:r>
         <w:rPr>
@@ -16271,7 +16271,7 @@
           <w:sz w:val="24"/>
           <w:szCs w:val="24"/>
         </w:rPr>
-        <w:t xml:space="preserve">Everybody. Judge it. A chair is a seat.</w:t>
+        <w:t>Everybody. Judge it — good, too wide, too narrow, circular, or dark? A chair is a seat.</w:t>
       </w:r>
       <w:r>
         <w:rPr>
@@ -16340,7 +16340,7 @@
           <w:sz w:val="24"/>
           <w:szCs w:val="24"/>
         </w:rPr>
-        <w:t xml:space="preserve">Everybody. Judge it. A dog is a doggy animal.</w:t>
+        <w:t>Everybody. Judge it — good, too wide, too narrow, circular, or dark? A dog is a doggy animal.</w:t>
       </w:r>
       <w:r>
         <w:rPr>
@@ -16475,7 +16475,7 @@
           <w:sz w:val="24"/>
           <w:szCs w:val="24"/>
         </w:rPr>
-        <w:t xml:space="preserve">Singular or universal. Shepherd.</w:t>
+        <w:t>Singular or universal? Shepherd.</w:t>
       </w:r>
       <w:r>
         <w:rPr>
@@ -16541,7 +16541,7 @@
           <w:sz w:val="24"/>
           <w:szCs w:val="24"/>
         </w:rPr>
-        <w:t xml:space="preserve">Everybody. Divide it. Shapes: triangles and squares.</w:t>
+        <w:t>Everybody. Divide it. Good, leaves some out, overlaps, or two cuts? Shapes: triangles and squares.</w:t>
       </w:r>
       <w:r>
         <w:rPr>
@@ -17573,7 +17573,7 @@
           <w:sz w:val="24"/>
           <w:szCs w:val="24"/>
         </w:rPr>
-        <w:t xml:space="preserve">Fido is a dog. Spot is a dog.</w:t>
+        <w:t>Which naming — univocal, equivocal, or denominative? Fido is a dog. Spot is a dog.</w:t>
       </w:r>
       <w:r>
         <w:rPr>
@@ -17615,7 +17615,7 @@
           <w:sz w:val="24"/>
           <w:szCs w:val="24"/>
         </w:rPr>
-        <w:t xml:space="preserve">The thing that flies is a bat. The thing that hits the ball is a bat.</w:t>
+        <w:t>Which naming — univocal, equivocal, or denominative? The thing that flies is a bat. The thing that hits the ball is a bat.</w:t>
       </w:r>
       <w:r>
         <w:rPr>
@@ -17657,7 +17657,7 @@
           <w:sz w:val="24"/>
           <w:szCs w:val="24"/>
         </w:rPr>
-        <w:t xml:space="preserve">The man has bravery, so we call him brave.</w:t>
+        <w:t>Which naming — univocal, equivocal, or denominative? The man has bravery, so we call him brave.</w:t>
       </w:r>
       <w:r>
         <w:rPr>
@@ -17699,7 +17699,7 @@
           <w:sz w:val="24"/>
           <w:szCs w:val="24"/>
         </w:rPr>
-        <w:t xml:space="preserve">The dog's bark. The tree's bark.</w:t>
+        <w:t>The dog's bark. The tree's bark.</w:t>
       </w:r>
       <w:r>
         <w:rPr>
@@ -17741,7 +17741,7 @@
           <w:sz w:val="24"/>
           <w:szCs w:val="24"/>
         </w:rPr>
-        <w:t xml:space="preserve">A dog is an animal. A horse is an animal.</w:t>
+        <w:t>A dog is an animal. A horse is an animal.</w:t>
       </w:r>
       <w:r>
         <w:rPr>
@@ -17783,7 +17783,7 @@
           <w:sz w:val="24"/>
           <w:szCs w:val="24"/>
         </w:rPr>
-        <w:t xml:space="preserve">The man has music in him, so we call him musical.</w:t>
+        <w:t>The man has music in him, so we call him musical.</w:t>
       </w:r>
       <w:r>
         <w:rPr>
@@ -17825,7 +17825,7 @@
           <w:sz w:val="24"/>
           <w:szCs w:val="24"/>
         </w:rPr>
-        <w:t xml:space="preserve">The king is a ruler. The thing in your pencil box is a ruler.</w:t>
+        <w:t>Which naming — univocal, equivocal, or denominative? The king is a ruler. The thing in your pencil box is a ruler.</w:t>
       </w:r>
       <w:r>
         <w:rPr>
@@ -17867,7 +17867,7 @@
           <w:sz w:val="24"/>
           <w:szCs w:val="24"/>
         </w:rPr>
-        <w:t xml:space="preserve">Snow is white. This shirt is white.</w:t>
+        <w:t>Snow is white. This shirt is white.</w:t>
       </w:r>
       <w:r>
         <w:rPr>
@@ -17909,7 +17909,7 @@
           <w:sz w:val="24"/>
           <w:szCs w:val="24"/>
         </w:rPr>
-        <w:t xml:space="preserve">The man has strength, so we call him strong.</w:t>
+        <w:t>The man has strength, so we call him strong.</w:t>
       </w:r>
       <w:r>
         <w:rPr>
@@ -17951,7 +17951,7 @@
           <w:sz w:val="24"/>
           <w:szCs w:val="24"/>
         </w:rPr>
-        <w:t xml:space="preserve">You write with a pen. The pigs live in a pen.</w:t>
+        <w:t>You write with a pen. The pigs live in a pen.</w:t>
       </w:r>
       <w:r>
         <w:rPr>
@@ -17993,7 +17993,7 @@
           <w:sz w:val="24"/>
           <w:szCs w:val="24"/>
         </w:rPr>
-        <w:t xml:space="preserve">Socrates is a man. Saint Peter is a man.</w:t>
+        <w:t>Which naming — univocal, equivocal, or denominative? Socrates is a man. Saint Peter is a man.</w:t>
       </w:r>
       <w:r>
         <w:rPr>
@@ -18035,7 +18035,7 @@
           <w:sz w:val="24"/>
           <w:szCs w:val="24"/>
         </w:rPr>
-        <w:t xml:space="preserve">The boy has mud on him, so we call him muddy.</w:t>
+        <w:t>The boy has mud on him, so we call him muddy.</w:t>
       </w:r>
       <w:r>
         <w:rPr>
@@ -18077,7 +18077,7 @@
           <w:sz w:val="24"/>
           <w:szCs w:val="24"/>
         </w:rPr>
-        <w:t xml:space="preserve">The tree is tall. The man is tall.</w:t>
+        <w:t>The tree is tall. The man is tall.</w:t>
       </w:r>
       <w:r>
         <w:rPr>
@@ -18119,7 +18119,7 @@
           <w:sz w:val="24"/>
           <w:szCs w:val="24"/>
         </w:rPr>
-        <w:t xml:space="preserve">A shoe has a tongue. A man has a tongue.</w:t>
+        <w:t>A shoe has a tongue. A man has a tongue.</w:t>
       </w:r>
       <w:r>
         <w:rPr>
@@ -18161,7 +18161,7 @@
           <w:sz w:val="24"/>
           <w:szCs w:val="24"/>
         </w:rPr>
-        <w:t xml:space="preserve">The man has courage, so we call him courageous.</w:t>
+        <w:t>Which naming — univocal, equivocal, or denominative? The man has courage, so we call him courageous.</w:t>
       </w:r>
       <w:r>
         <w:rPr>
@@ -18237,7 +18237,7 @@
           <w:sz w:val="24"/>
           <w:szCs w:val="24"/>
         </w:rPr>
-        <w:t xml:space="preserve">(9). Fido is a dog, Spot is a dog. Which one?</w:t>
+        <w:t>(9). Which naming — univocal, equivocal, or denominative? Fido is a dog, Spot is a dog. Which one?</w:t>
       </w:r>
       <w:r>
         <w:rPr>
@@ -18303,7 +18303,7 @@
           <w:sz w:val="24"/>
           <w:szCs w:val="24"/>
         </w:rPr>
-        <w:t xml:space="preserve">(9). The man has mud on him, so we call him muddy.</w:t>
+        <w:t>(9). Which naming — univocal, equivocal, or denominative? The man has mud on him, so we call him muddy.</w:t>
       </w:r>
       <w:r>
         <w:rPr>
@@ -18793,7 +18793,7 @@
           <w:sz w:val="24"/>
           <w:szCs w:val="24"/>
         </w:rPr>
-        <w:t xml:space="preserve">Now something you have already half worked out. Remember the definition recipe. To define a thing you name its —</w:t>
+        <w:t>Now something you have already half worked out. Which predicable? Remember the definition recipe. To define a thing you name its —</w:t>
       </w:r>
       <w:r>
         <w:rPr>
@@ -19083,7 +19083,7 @@
           <w:sz w:val="24"/>
           <w:szCs w:val="24"/>
         </w:rPr>
-        <w:t xml:space="preserve">Which naming? The dog's bark, the tree's bark.</w:t>
+        <w:t>Which naming — univocal, equivocal, or denominative? The dog's bark, the tree's bark.</w:t>
       </w:r>
       <w:r>
         <w:rPr>
@@ -19116,7 +19116,7 @@
           <w:sz w:val="24"/>
           <w:szCs w:val="24"/>
         </w:rPr>
-        <w:t xml:space="preserve">Judge it. A dog is an animal.</w:t>
+        <w:t>Judge it — good, too wide, too narrow, circular, or dark? A dog is an animal.</w:t>
       </w:r>
       <w:r>
         <w:rPr>
@@ -19185,7 +19185,7 @@
           <w:sz w:val="24"/>
           <w:szCs w:val="24"/>
         </w:rPr>
-        <w:t xml:space="preserve">Which naming? The man has strength, so we call him strong.</w:t>
+        <w:t>Which naming — univocal, equivocal, or denominative? The man has strength, so we call him strong.</w:t>
       </w:r>
       <w:r>
         <w:rPr>
@@ -19251,7 +19251,7 @@
           <w:sz w:val="24"/>
           <w:szCs w:val="24"/>
         </w:rPr>
-        <w:t xml:space="preserve">Which naming? Snow is white, this shirt is white.</w:t>
+        <w:t>Which naming — univocal, equivocal, or denominative? Snow is white, this shirt is white.</w:t>
       </w:r>
       <w:r>
         <w:rPr>
@@ -19284,7 +19284,7 @@
           <w:sz w:val="24"/>
           <w:szCs w:val="24"/>
         </w:rPr>
-        <w:t xml:space="preserve">Singular or universal. White.</w:t>
+        <w:t>Singular or universal? White.</w:t>
       </w:r>
       <w:r>
         <w:rPr>
@@ -19317,7 +19317,7 @@
           <w:sz w:val="24"/>
           <w:szCs w:val="24"/>
         </w:rPr>
-        <w:t xml:space="preserve">Which naming? The king is a ruler, the wooden thing is a ruler.</w:t>
+        <w:t>Which naming — univocal, equivocal, or denominative? The king is a ruler, the wooden thing is a ruler.</w:t>
       </w:r>
       <w:r>
         <w:rPr>
@@ -19431,7 +19431,7 @@
           <w:sz w:val="24"/>
           <w:szCs w:val="24"/>
         </w:rPr>
-        <w:t xml:space="preserve">Divide it. People: children, grown-ups, and mothers.</w:t>
+        <w:t>Divide it. Good, leaves some out, overlaps, or two cuts? People: children, grown-ups, and mothers.</w:t>
       </w:r>
       <w:r>
         <w:rPr>
@@ -19500,7 +19500,7 @@
           <w:sz w:val="24"/>
           <w:szCs w:val="24"/>
         </w:rPr>
-        <w:t xml:space="preserve">(9). Which naming? Fido is a dog, Spot is a dog.</w:t>
+        <w:t>(9). Which naming — univocal, equivocal, or denominative? Fido is a dog, Spot is a dog.</w:t>
       </w:r>
       <w:r>
         <w:rPr>
@@ -19622,7 +19622,7 @@
           <w:sz w:val="24"/>
           <w:szCs w:val="24"/>
         </w:rPr>
-        <w:t xml:space="preserve">Everybody. Which naming? The thing that flies is a bat, the thing that hits is a bat.</w:t>
+        <w:t>Everybody. Which naming — univocal, equivocal, or denominative? The thing that flies is a bat, the thing that hits is a bat.</w:t>
       </w:r>
       <w:r>
         <w:rPr>
@@ -19655,7 +19655,7 @@
           <w:sz w:val="24"/>
           <w:szCs w:val="24"/>
         </w:rPr>
-        <w:t xml:space="preserve">Everybody. Which naming? The tree is tall, the man is tall.</w:t>
+        <w:t>Everybody. Which naming — univocal, equivocal, or denominative? The tree is tall, the man is tall.</w:t>
       </w:r>
       <w:r>
         <w:rPr>
@@ -19688,7 +19688,7 @@
           <w:sz w:val="24"/>
           <w:szCs w:val="24"/>
         </w:rPr>
-        <w:t xml:space="preserve">(9). Which naming? The man has bravery, so we call him brave.</w:t>
+        <w:t>(9). Which naming — univocal, equivocal, or denominative? The man has bravery, so we call him brave.</w:t>
       </w:r>
       <w:r>
         <w:rPr>
@@ -19744,7 +19744,7 @@
           <w:sz w:val="24"/>
           <w:szCs w:val="24"/>
         </w:rPr>
-        <w:t xml:space="preserve">Everybody. Judge it. A knife is an implement of incision.</w:t>
+        <w:t>Everybody. Judge it — good, too wide, too narrow, circular, or dark? A knife is an implement of incision.</w:t>
       </w:r>
       <w:r>
         <w:rPr>
@@ -20128,7 +20128,7 @@
           <w:sz w:val="24"/>
           <w:szCs w:val="24"/>
         </w:rPr>
-        <w:t xml:space="preserve">(9). Which naming? Fido is a dog, Spot is a dog.</w:t>
+        <w:t>(9). Which naming — univocal, equivocal, or denominative? Fido is a dog, Spot is a dog.</w:t>
       </w:r>
       <w:r>
         <w:rPr>
@@ -20161,7 +20161,7 @@
           <w:sz w:val="24"/>
           <w:szCs w:val="24"/>
         </w:rPr>
-        <w:t xml:space="preserve">(9). Which naming? The dog's bark, the tree's bark.</w:t>
+        <w:t>(9). Which naming — univocal, equivocal, or denominative? The dog's bark, the tree's bark.</w:t>
       </w:r>
       <w:r>
         <w:rPr>
@@ -20194,7 +20194,7 @@
           <w:sz w:val="24"/>
           <w:szCs w:val="24"/>
         </w:rPr>
-        <w:t xml:space="preserve">(9). Which naming? The boy has mud on him, so we call him muddy.</w:t>
+        <w:t>(9). Which naming — univocal, equivocal, or denominative? The boy has mud on him, so we call him muddy.</w:t>
       </w:r>
       <w:r>
         <w:rPr>
@@ -20568,7 +20568,7 @@
           <w:sz w:val="24"/>
           <w:szCs w:val="24"/>
         </w:rPr>
-        <w:t xml:space="preserve">Judge it. A well is a hole.</w:t>
+        <w:t>Judge it — good, too wide, too narrow, circular, or dark? A well is a hole.</w:t>
       </w:r>
       <w:r>
         <w:rPr>
@@ -20640,7 +20640,7 @@
           <w:sz w:val="24"/>
           <w:szCs w:val="24"/>
         </w:rPr>
-        <w:t xml:space="preserve">Divide it. Books: thick books and old books.</w:t>
+        <w:t>Divide it. Good, leaves some out, overlaps, or two cuts? Books: thick books and old books.</w:t>
       </w:r>
       <w:r>
         <w:rPr>
@@ -21173,7 +21173,7 @@
           <w:sz w:val="24"/>
           <w:szCs w:val="24"/>
         </w:rPr>
-        <w:t xml:space="preserve">Which naming? The foot of a man, the foot of a hill.</w:t>
+        <w:t>Which naming — univocal, equivocal, or denominative? The foot of a man, the foot of a hill.</w:t>
       </w:r>
       <w:r>
         <w:rPr>
@@ -21209,7 +21209,7 @@
           <w:sz w:val="24"/>
           <w:szCs w:val="24"/>
         </w:rPr>
-        <w:t xml:space="preserve">Which naming? She has kindness, so we call her kind.</w:t>
+        <w:t>Which naming — univocal, equivocal, or denominative? She has kindness, so we call her kind.</w:t>
       </w:r>
       <w:r>
         <w:rPr>
@@ -21245,7 +21245,7 @@
           <w:sz w:val="24"/>
           <w:szCs w:val="24"/>
         </w:rPr>
-        <w:t xml:space="preserve">Judge it. A chair is a chair-shaped seat.</w:t>
+        <w:t>Judge it — good, too wide, too narrow, circular, or dark? A chair is a chair-shaped seat.</w:t>
       </w:r>
       <w:r>
         <w:rPr>
@@ -21281,7 +21281,7 @@
           <w:sz w:val="24"/>
           <w:szCs w:val="24"/>
         </w:rPr>
-        <w:t xml:space="preserve">Tree. Seat.</w:t>
+        <w:t>Tree. Genus, species, both, or neither? Seat.</w:t>
       </w:r>
       <w:r>
         <w:rPr>
@@ -23280,7 +23280,7 @@
           <w:sz w:val="24"/>
           <w:szCs w:val="24"/>
         </w:rPr>
-        <w:t xml:space="preserve">Everybody. Which naming? The dog's bark, the tree's bark.</w:t>
+        <w:t>Everybody. Which naming — univocal, equivocal, or denominative? The dog's bark, the tree's bark.</w:t>
       </w:r>
       <w:r>
         <w:rPr>
@@ -23346,7 +23346,7 @@
           <w:sz w:val="24"/>
           <w:szCs w:val="24"/>
         </w:rPr>
-        <w:t xml:space="preserve">Everybody. Judge it. Bread is food.</w:t>
+        <w:t>Everybody. Judge it — good, too wide, too narrow, circular, or dark? Bread is food.</w:t>
       </w:r>
       <w:r>
         <w:rPr>
@@ -23504,7 +23504,7 @@
           <w:sz w:val="24"/>
           <w:szCs w:val="24"/>
         </w:rPr>
-        <w:t xml:space="preserve">Tree. Animal.</w:t>
+        <w:t>Tree. Genus, species, both, or neither? Animal.</w:t>
       </w:r>
       <w:r>
         <w:rPr>
@@ -23540,7 +23540,7 @@
           <w:sz w:val="24"/>
           <w:szCs w:val="24"/>
         </w:rPr>
-        <w:t xml:space="preserve">Tree. Socrates.</w:t>
+        <w:t>Socrates.</w:t>
       </w:r>
       <w:r>
         <w:rPr>
@@ -23573,7 +23573,7 @@
           <w:sz w:val="24"/>
           <w:szCs w:val="24"/>
         </w:rPr>
-        <w:t xml:space="preserve">Singular or universal. Socrates.</w:t>
+        <w:t>Singular or universal? Socrates.</w:t>
       </w:r>
       <w:r>
         <w:rPr>
@@ -23609,7 +23609,7 @@
           <w:sz w:val="24"/>
           <w:szCs w:val="24"/>
         </w:rPr>
-        <w:t xml:space="preserve">Man.</w:t>
+        <w:t>Man.</w:t>
       </w:r>
       <w:r>
         <w:rPr>
@@ -23665,7 +23665,7 @@
           <w:sz w:val="24"/>
           <w:szCs w:val="24"/>
         </w:rPr>
-        <w:t xml:space="preserve">(9). Divide it. Animals: dogs, cats, and horses.</w:t>
+        <w:t>(9). Divide it. Good, leaves some out, overlaps, or two cuts? Animals: dogs, cats, and horses.</w:t>
       </w:r>
       <w:r>
         <w:rPr>
@@ -24573,7 +24573,7 @@
           <w:sz w:val="24"/>
           <w:szCs w:val="24"/>
         </w:rPr>
-        <w:t xml:space="preserve">A horse.</w:t>
+        <w:t>Substance or accident? A horse.</w:t>
       </w:r>
       <w:r>
         <w:rPr>
@@ -24615,7 +24615,7 @@
           <w:sz w:val="24"/>
           <w:szCs w:val="24"/>
         </w:rPr>
-        <w:t xml:space="preserve">White.</w:t>
+        <w:t>Substance or accident? White.</w:t>
       </w:r>
       <w:r>
         <w:rPr>
@@ -24657,7 +24657,7 @@
           <w:sz w:val="24"/>
           <w:szCs w:val="24"/>
         </w:rPr>
-        <w:t xml:space="preserve">Socrates.</w:t>
+        <w:t>Substance or accident? Socrates.</w:t>
       </w:r>
       <w:r>
         <w:rPr>
@@ -24699,7 +24699,7 @@
           <w:sz w:val="24"/>
           <w:szCs w:val="24"/>
         </w:rPr>
-        <w:t xml:space="preserve">Sitting.</w:t>
+        <w:t>Substance or accident? Sitting.</w:t>
       </w:r>
       <w:r>
         <w:rPr>
@@ -24783,7 +24783,7 @@
           <w:sz w:val="24"/>
           <w:szCs w:val="24"/>
         </w:rPr>
-        <w:t xml:space="preserve">Heat.</w:t>
+        <w:t>Substance or accident? Heat.</w:t>
       </w:r>
       <w:r>
         <w:rPr>
@@ -24825,7 +24825,7 @@
           <w:sz w:val="24"/>
           <w:szCs w:val="24"/>
         </w:rPr>
-        <w:t xml:space="preserve">This rock.</w:t>
+        <w:t>Substance or accident? This rock.</w:t>
       </w:r>
       <w:r>
         <w:rPr>
@@ -24867,7 +24867,7 @@
           <w:sz w:val="24"/>
           <w:szCs w:val="24"/>
         </w:rPr>
-        <w:t xml:space="preserve">This white.</w:t>
+        <w:t>Substance or accident? This white.</w:t>
       </w:r>
       <w:r>
         <w:rPr>
@@ -24909,7 +24909,7 @@
           <w:sz w:val="24"/>
           <w:szCs w:val="24"/>
         </w:rPr>
-        <w:t xml:space="preserve">Bread.</w:t>
+        <w:t>Bread.</w:t>
       </w:r>
       <w:r>
         <w:rPr>
@@ -24951,7 +24951,7 @@
           <w:sz w:val="24"/>
           <w:szCs w:val="24"/>
         </w:rPr>
-        <w:t xml:space="preserve">Six feet tall.</w:t>
+        <w:t>Six feet tall.</w:t>
       </w:r>
       <w:r>
         <w:rPr>
@@ -24993,7 +24993,7 @@
           <w:sz w:val="24"/>
           <w:szCs w:val="24"/>
         </w:rPr>
-        <w:t xml:space="preserve">Fido.</w:t>
+        <w:t>Fido.</w:t>
       </w:r>
       <w:r>
         <w:rPr>
@@ -25035,7 +25035,7 @@
           <w:sz w:val="24"/>
           <w:szCs w:val="24"/>
         </w:rPr>
-        <w:t xml:space="preserve">Courage.</w:t>
+        <w:t>Substance or accident? Courage.</w:t>
       </w:r>
       <w:r>
         <w:rPr>
@@ -25077,7 +25077,7 @@
           <w:sz w:val="24"/>
           <w:szCs w:val="24"/>
         </w:rPr>
-        <w:t xml:space="preserve">A shoe.</w:t>
+        <w:t>A shoe.</w:t>
       </w:r>
       <w:r>
         <w:rPr>
@@ -25119,7 +25119,7 @@
           <w:sz w:val="24"/>
           <w:szCs w:val="24"/>
         </w:rPr>
-        <w:t xml:space="preserve">Speed.</w:t>
+        <w:t>Speed.</w:t>
       </w:r>
       <w:r>
         <w:rPr>
@@ -25161,7 +25161,7 @@
           <w:sz w:val="24"/>
           <w:szCs w:val="24"/>
         </w:rPr>
-        <w:t xml:space="preserve">Grandmother.</w:t>
+        <w:t>Grandmother.</w:t>
       </w:r>
       <w:r>
         <w:rPr>
@@ -25203,7 +25203,7 @@
           <w:sz w:val="24"/>
           <w:szCs w:val="24"/>
         </w:rPr>
-        <w:t xml:space="preserve">Kind.</w:t>
+        <w:t>Substance or accident? Kind.</w:t>
       </w:r>
       <w:r>
         <w:rPr>
@@ -25297,7 +25297,7 @@
           <w:sz w:val="24"/>
           <w:szCs w:val="24"/>
         </w:rPr>
-        <w:t xml:space="preserve">(9). This rock.</w:t>
+        <w:t>(9). Substance or accident? This rock.</w:t>
       </w:r>
       <w:r>
         <w:rPr>
@@ -25333,7 +25333,7 @@
           <w:sz w:val="24"/>
           <w:szCs w:val="24"/>
         </w:rPr>
-        <w:t xml:space="preserve">This white.</w:t>
+        <w:t>This white.</w:t>
       </w:r>
       <w:r>
         <w:rPr>
@@ -25402,7 +25402,7 @@
           <w:sz w:val="24"/>
           <w:szCs w:val="24"/>
         </w:rPr>
-        <w:t xml:space="preserve">(12). Courage.</w:t>
+        <w:t>(12). Substance or accident? Courage.</w:t>
       </w:r>
       <w:r>
         <w:rPr>
@@ -25942,7 +25942,7 @@
           <w:sz w:val="24"/>
           <w:szCs w:val="24"/>
         </w:rPr>
-        <w:t xml:space="preserve">Man.</w:t>
+        <w:t>Man.</w:t>
       </w:r>
       <w:r>
         <w:rPr>
@@ -26143,7 +26143,7 @@
           <w:sz w:val="24"/>
           <w:szCs w:val="24"/>
         </w:rPr>
-        <w:t xml:space="preserve">Now the short way. The one you could meet —</w:t>
+        <w:t>Now the short way. First or second substance? The one you could meet —</w:t>
       </w:r>
       <w:r>
         <w:rPr>
@@ -26176,7 +26176,7 @@
           <w:sz w:val="24"/>
           <w:szCs w:val="24"/>
         </w:rPr>
-        <w:t xml:space="preserve">The kind it is —</w:t>
+        <w:t>First or second substance? The kind it is —</w:t>
       </w:r>
       <w:r>
         <w:rPr>
@@ -26233,7 +26233,7 @@
           <w:sz w:val="24"/>
           <w:szCs w:val="24"/>
         </w:rPr>
-        <w:t xml:space="preserve">Socrates.</w:t>
+        <w:t>First or second substance? Socrates.</w:t>
       </w:r>
       <w:r>
         <w:rPr>
@@ -26275,7 +26275,7 @@
           <w:sz w:val="24"/>
           <w:szCs w:val="24"/>
         </w:rPr>
-        <w:t xml:space="preserve">Man.</w:t>
+        <w:t>First or second substance? Man.</w:t>
       </w:r>
       <w:r>
         <w:rPr>
@@ -26317,7 +26317,7 @@
           <w:sz w:val="24"/>
           <w:szCs w:val="24"/>
         </w:rPr>
-        <w:t xml:space="preserve">Fido.</w:t>
+        <w:t>First or second substance? Fido.</w:t>
       </w:r>
       <w:r>
         <w:rPr>
@@ -26359,7 +26359,7 @@
           <w:sz w:val="24"/>
           <w:szCs w:val="24"/>
         </w:rPr>
-        <w:t xml:space="preserve">Dog.</w:t>
+        <w:t>Dog.</w:t>
       </w:r>
       <w:r>
         <w:rPr>
@@ -26401,7 +26401,7 @@
           <w:sz w:val="24"/>
           <w:szCs w:val="24"/>
         </w:rPr>
-        <w:t xml:space="preserve">Animal.</w:t>
+        <w:t>Animal.</w:t>
       </w:r>
       <w:r>
         <w:rPr>
@@ -26443,7 +26443,7 @@
           <w:sz w:val="24"/>
           <w:szCs w:val="24"/>
         </w:rPr>
-        <w:t xml:space="preserve">This horse.</w:t>
+        <w:t>This horse.</w:t>
       </w:r>
       <w:r>
         <w:rPr>
@@ -26485,7 +26485,7 @@
           <w:sz w:val="24"/>
           <w:szCs w:val="24"/>
         </w:rPr>
-        <w:t xml:space="preserve">Horse.</w:t>
+        <w:t>First or second substance? Horse.</w:t>
       </w:r>
       <w:r>
         <w:rPr>
@@ -26527,7 +26527,7 @@
           <w:sz w:val="24"/>
           <w:szCs w:val="24"/>
         </w:rPr>
-        <w:t xml:space="preserve">Saint Peter.</w:t>
+        <w:t>Saint Peter.</w:t>
       </w:r>
       <w:r>
         <w:rPr>
@@ -26569,7 +26569,7 @@
           <w:sz w:val="24"/>
           <w:szCs w:val="24"/>
         </w:rPr>
-        <w:t xml:space="preserve">Living thing.</w:t>
+        <w:t>Living thing.</w:t>
       </w:r>
       <w:r>
         <w:rPr>
@@ -26611,7 +26611,7 @@
           <w:sz w:val="24"/>
           <w:szCs w:val="24"/>
         </w:rPr>
-        <w:t xml:space="preserve">My grandmother.</w:t>
+        <w:t>First or second substance? My grandmother.</w:t>
       </w:r>
       <w:r>
         <w:rPr>
@@ -26656,7 +26656,7 @@
           <w:sz w:val="24"/>
           <w:szCs w:val="24"/>
         </w:rPr>
-        <w:t xml:space="preserve">(9). Socrates.</w:t>
+        <w:t>(9). First or second substance? Socrates.</w:t>
       </w:r>
       <w:r>
         <w:rPr>
@@ -26692,7 +26692,7 @@
           <w:sz w:val="24"/>
           <w:szCs w:val="24"/>
         </w:rPr>
-        <w:t xml:space="preserve">Man.</w:t>
+        <w:t>Man.</w:t>
       </w:r>
       <w:r>
         <w:rPr>
@@ -26725,7 +26725,7 @@
           <w:sz w:val="24"/>
           <w:szCs w:val="24"/>
         </w:rPr>
-        <w:t xml:space="preserve">(12). Animal.</w:t>
+        <w:t>(12). First or second substance? Animal.</w:t>
       </w:r>
       <w:r>
         <w:rPr>
@@ -26908,7 +26908,7 @@
           <w:sz w:val="24"/>
           <w:szCs w:val="24"/>
         </w:rPr>
-        <w:t xml:space="preserve">Substance or accident. A tree.</w:t>
+        <w:t>Substance or accident? A tree.</w:t>
       </w:r>
       <w:r>
         <w:rPr>
@@ -26941,7 +26941,7 @@
           <w:sz w:val="24"/>
           <w:szCs w:val="24"/>
         </w:rPr>
-        <w:t xml:space="preserve">Substance or accident. Green.</w:t>
+        <w:t>Substance or accident? Green.</w:t>
       </w:r>
       <w:r>
         <w:rPr>
@@ -26974,7 +26974,7 @@
           <w:sz w:val="24"/>
           <w:szCs w:val="24"/>
         </w:rPr>
-        <w:t xml:space="preserve">First or second. Dog.</w:t>
+        <w:t>First or second substance? Dog.</w:t>
       </w:r>
       <w:r>
         <w:rPr>
@@ -27073,7 +27073,7 @@
           <w:sz w:val="24"/>
           <w:szCs w:val="24"/>
         </w:rPr>
-        <w:t xml:space="preserve">Substance or accident. This white.</w:t>
+        <w:t>Substance or accident? This white.</w:t>
       </w:r>
       <w:r>
         <w:rPr>
@@ -27106,7 +27106,7 @@
           <w:sz w:val="24"/>
           <w:szCs w:val="24"/>
         </w:rPr>
-        <w:t xml:space="preserve">Substance or accident. This rock.</w:t>
+        <w:t>Substance or accident? This rock.</w:t>
       </w:r>
       <w:r>
         <w:rPr>
@@ -27139,7 +27139,7 @@
           <w:sz w:val="24"/>
           <w:szCs w:val="24"/>
         </w:rPr>
-        <w:t xml:space="preserve">Singular or universal. This rock.</w:t>
+        <w:t>Singular or universal? This rock.</w:t>
       </w:r>
       <w:r>
         <w:rPr>
@@ -27172,7 +27172,7 @@
           <w:sz w:val="24"/>
           <w:szCs w:val="24"/>
         </w:rPr>
-        <w:t xml:space="preserve">First or second. This rock.</w:t>
+        <w:t>First or second substance? This rock.</w:t>
       </w:r>
       <w:r>
         <w:rPr>
@@ -27304,7 +27304,7 @@
           <w:sz w:val="24"/>
           <w:szCs w:val="24"/>
         </w:rPr>
-        <w:t xml:space="preserve">Which naming? The king is a ruler, the wooden thing is a ruler.</w:t>
+        <w:t>Which naming — univocal, equivocal, or denominative? The king is a ruler, the wooden thing is a ruler.</w:t>
       </w:r>
       <w:r>
         <w:rPr>
@@ -27337,7 +27337,7 @@
           <w:sz w:val="24"/>
           <w:szCs w:val="24"/>
         </w:rPr>
-        <w:t xml:space="preserve">Substance or accident. Courage.</w:t>
+        <w:t>Substance or accident? Courage.</w:t>
       </w:r>
       <w:r>
         <w:rPr>
@@ -27370,7 +27370,7 @@
           <w:sz w:val="24"/>
           <w:szCs w:val="24"/>
         </w:rPr>
-        <w:t xml:space="preserve">First or second. Saint Peter.</w:t>
+        <w:t>First or second substance? Saint Peter.</w:t>
       </w:r>
       <w:r>
         <w:rPr>
@@ -27459,7 +27459,7 @@
           <w:sz w:val="24"/>
           <w:szCs w:val="24"/>
         </w:rPr>
-        <w:t xml:space="preserve">Everybody. Substance or accident. This rock.</w:t>
+        <w:t>Everybody. Substance or accident? This rock.</w:t>
       </w:r>
       <w:r>
         <w:rPr>
@@ -27495,7 +27495,7 @@
           <w:sz w:val="24"/>
           <w:szCs w:val="24"/>
         </w:rPr>
-        <w:t xml:space="preserve">This white.</w:t>
+        <w:t>This white.</w:t>
       </w:r>
       <w:r>
         <w:rPr>
@@ -27528,7 +27528,7 @@
           <w:sz w:val="24"/>
           <w:szCs w:val="24"/>
         </w:rPr>
-        <w:t xml:space="preserve">(9). Substance or accident. Sitting.</w:t>
+        <w:t>(9). Substance or accident? Sitting.</w:t>
       </w:r>
       <w:r>
         <w:rPr>
@@ -27597,7 +27597,7 @@
           <w:sz w:val="24"/>
           <w:szCs w:val="24"/>
         </w:rPr>
-        <w:t xml:space="preserve">(12). First or second. Animal.</w:t>
+        <w:t>(12). First or second substance? Animal.</w:t>
       </w:r>
       <w:r>
         <w:rPr>
@@ -27630,7 +27630,7 @@
           <w:sz w:val="24"/>
           <w:szCs w:val="24"/>
         </w:rPr>
-        <w:t xml:space="preserve">Everybody. First or second. Socrates.</w:t>
+        <w:t>Everybody. First or second substance? Socrates.</w:t>
       </w:r>
       <w:r>
         <w:rPr>
@@ -27663,7 +27663,7 @@
           <w:sz w:val="24"/>
           <w:szCs w:val="24"/>
         </w:rPr>
-        <w:t xml:space="preserve">Everybody. Judge it. A chair is a chair-shaped seat.</w:t>
+        <w:t>Everybody. Judge it — good, too wide, too narrow, circular, or dark? A chair is a chair-shaped seat.</w:t>
       </w:r>
       <w:r>
         <w:rPr>
@@ -27696,7 +27696,7 @@
           <w:sz w:val="24"/>
           <w:szCs w:val="24"/>
         </w:rPr>
-        <w:t xml:space="preserve">Everybody. Which naming? The tree is tall, the man is tall.</w:t>
+        <w:t>Everybody. Which naming — univocal, equivocal, or denominative? The tree is tall, the man is tall.</w:t>
       </w:r>
       <w:r>
         <w:rPr>
@@ -27971,7 +27971,7 @@
           <w:sz w:val="24"/>
           <w:szCs w:val="24"/>
         </w:rPr>
-        <w:t xml:space="preserve">And what did we call Socrates in Lesson 4?</w:t>
+        <w:t>Singular or universal? And what did we call Socrates in Lesson 4?</w:t>
       </w:r>
       <w:r>
         <w:rPr>
@@ -28137,7 +28137,7 @@
           <w:sz w:val="24"/>
           <w:szCs w:val="24"/>
         </w:rPr>
-        <w:t xml:space="preserve">(9). Substance or accident. A horse.</w:t>
+        <w:t>(9). Substance or accident? A horse.</w:t>
       </w:r>
       <w:r>
         <w:rPr>
@@ -28173,7 +28173,7 @@
           <w:sz w:val="24"/>
           <w:szCs w:val="24"/>
         </w:rPr>
-        <w:t xml:space="preserve">White.</w:t>
+        <w:t>White.</w:t>
       </w:r>
       <w:r>
         <w:rPr>
@@ -28206,7 +28206,7 @@
           <w:sz w:val="24"/>
           <w:szCs w:val="24"/>
         </w:rPr>
-        <w:t xml:space="preserve">(9). First or second. Fido.</w:t>
+        <w:t>(9). First or second substance? Fido.</w:t>
       </w:r>
       <w:r>
         <w:rPr>
@@ -28242,7 +28242,7 @@
           <w:sz w:val="24"/>
           <w:szCs w:val="24"/>
         </w:rPr>
-        <w:t xml:space="preserve">Dog.</w:t>
+        <w:t>Dog.</w:t>
       </w:r>
       <w:r>
         <w:rPr>
@@ -28659,7 +28659,7 @@
           <w:sz w:val="24"/>
           <w:szCs w:val="24"/>
         </w:rPr>
-        <w:t xml:space="preserve">Which naming? She has grace, so we call her graceful.</w:t>
+        <w:t>Which naming — univocal, equivocal, or denominative? She has grace, so we call her graceful.</w:t>
       </w:r>
       <w:r>
         <w:rPr>
@@ -28695,7 +28695,7 @@
           <w:sz w:val="24"/>
           <w:szCs w:val="24"/>
         </w:rPr>
-        <w:t xml:space="preserve">Judge it. A saw is a tool for cutting oak.</w:t>
+        <w:t>Judge it — good, too wide, too narrow, circular, or dark? A saw is a tool for cutting oak.</w:t>
       </w:r>
       <w:r>
         <w:rPr>
@@ -28731,7 +28731,7 @@
           <w:sz w:val="24"/>
           <w:szCs w:val="24"/>
         </w:rPr>
-        <w:t xml:space="preserve">Divide it. Living things: plants and animals.</w:t>
+        <w:t>Divide it. Good, leaves some out, overlaps, or two cuts? Living things: plants and animals.</w:t>
       </w:r>
       <w:r>
         <w:rPr>
@@ -29523,7 +29523,7 @@
           <w:sz w:val="24"/>
           <w:szCs w:val="24"/>
         </w:rPr>
-        <w:t xml:space="preserve">Substance or accident. Sweetness.</w:t>
+        <w:t>Substance or accident? Sweetness.</w:t>
       </w:r>
       <w:r>
         <w:rPr>
@@ -29559,7 +29559,7 @@
           <w:sz w:val="24"/>
           <w:szCs w:val="24"/>
         </w:rPr>
-        <w:t xml:space="preserve">Substance or accident. Honey.</w:t>
+        <w:t>Substance or accident? Honey.</w:t>
       </w:r>
       <w:r>
         <w:rPr>
@@ -29595,7 +29595,7 @@
           <w:sz w:val="24"/>
           <w:szCs w:val="24"/>
         </w:rPr>
-        <w:t xml:space="preserve">First or second. Honey.</w:t>
+        <w:t>First or second substance? Honey.</w:t>
       </w:r>
       <w:r>
         <w:rPr>

--- a/Direct Instruction Scripts/Unit 1 Part B - Lessons 8-11.docx
+++ b/Direct Instruction Scripts/Unit 1 Part B - Lessons 8-11.docx
@@ -3171,17 +3171,7 @@
           <w:sz w:val="24"/>
           <w:szCs w:val="24"/>
         </w:rPr>
-        <w:t xml:space="preserve"> the animals. Name an animal you did not hear.</w:t>
-      </w:r>
-      <w:r>
-        <w:rPr>
-          <w:rFonts w:ascii="Calibri" w:cs="Calibri" w:eastAsia="Calibri" w:hAnsi="Calibri"/>
-          <w:i/>
-          <w:iCs/>
-          <w:sz w:val="24"/>
-          <w:szCs w:val="24"/>
-        </w:rPr>
-        <w:t xml:space="preserve"> → </w:t>
+        <w:t xml:space="preserve"> the animals. Name an animal you did not hear. → </w:t>
       </w:r>
       <w:r>
         <w:rPr>
@@ -3199,17 +3189,7 @@
           <w:sz w:val="24"/>
           <w:szCs w:val="24"/>
         </w:rPr>
-        <w:t xml:space="preserve"> </w:t>
-      </w:r>
-      <w:r>
-        <w:rPr>
-          <w:rFonts w:ascii="Calibri" w:cs="Calibri" w:eastAsia="Calibri" w:hAnsi="Calibri"/>
-          <w:i/>
-          <w:iCs/>
-          <w:sz w:val="24"/>
-          <w:szCs w:val="24"/>
-        </w:rPr>
-        <w:t xml:space="preserve">Then somebody was left out.</w:t>
+        <w:t xml:space="preserve"> Then somebody was left out.</w:t>
       </w:r>
       <w:r>
         <w:rPr>
@@ -4420,17 +4400,7 @@
           <w:sz w:val="24"/>
           <w:szCs w:val="24"/>
         </w:rPr>
-        <w:t xml:space="preserve"> of body?</w:t>
-      </w:r>
-      <w:r>
-        <w:rPr>
-          <w:rFonts w:ascii="Calibri" w:cs="Calibri" w:eastAsia="Calibri" w:hAnsi="Calibri"/>
-          <w:i/>
-          <w:iCs/>
-          <w:sz w:val="24"/>
-          <w:szCs w:val="24"/>
-        </w:rPr>
-        <w:t xml:space="preserve"> → </w:t>
+        <w:t xml:space="preserve"> of body? → </w:t>
       </w:r>
       <w:r>
         <w:rPr>
@@ -5198,25 +5168,25 @@
           <w:sz w:val="24"/>
           <w:szCs w:val="24"/>
         </w:rPr>
-        <w:t xml:space="preserve">Which predicable? A square has four corners.</w:t>
-      </w:r>
-      <w:r>
-        <w:rPr>
-          <w:rFonts w:ascii="Calibri" w:cs="Calibri" w:eastAsia="Calibri" w:hAnsi="Calibri"/>
-          <w:sz w:val="24"/>
-          <w:szCs w:val="24"/>
-        </w:rPr>
-        <w:t xml:space="preserve"> → </w:t>
-      </w:r>
-      <w:r>
-        <w:rPr>
-          <w:rFonts w:ascii="Calibri" w:cs="Calibri" w:eastAsia="Calibri" w:hAnsi="Calibri"/>
-          <w:i/>
-          <w:iCs/>
-          <w:sz w:val="24"/>
-          <w:szCs w:val="24"/>
-        </w:rPr>
-        <w:t xml:space="preserve">Property.</w:t>
+        <w:t>Which predicable? Socrates can learn to read. → Property.</w:t>
+      </w:r>
+      <w:r>
+        <w:rPr>
+          <w:rFonts w:ascii="Calibri" w:cs="Calibri" w:eastAsia="Calibri" w:hAnsi="Calibri"/>
+          <w:sz w:val="24"/>
+          <w:szCs w:val="24"/>
+        </w:rPr>
+        <w:t/>
+      </w:r>
+      <w:r>
+        <w:rPr>
+          <w:rFonts w:ascii="Calibri" w:cs="Calibri" w:eastAsia="Calibri" w:hAnsi="Calibri"/>
+          <w:i/>
+          <w:iCs/>
+          <w:sz w:val="24"/>
+          <w:szCs w:val="24"/>
+        </w:rPr>
+        <w:t/>
       </w:r>
       <w:r>
         <w:rPr>
@@ -7515,7 +7485,7 @@
           <w:sz w:val="24"/>
           <w:szCs w:val="24"/>
         </w:rPr>
-        <w:t xml:space="preserve">PROPERTY — not what makes the thing what it is, but every one has it, always</w:t>
+        <w:t>PROPERTY — not what makes the thing what it is, but every one has it, always, and nothing else does</w:t>
       </w:r>
     </w:p>
     <w:p>
@@ -8696,17 +8666,7 @@
           <w:sz w:val="24"/>
           <w:szCs w:val="24"/>
         </w:rPr>
-        <w:t xml:space="preserve"> one. Watch. A chair is furniture for one person. Is a chair furniture?</w:t>
-      </w:r>
-      <w:r>
-        <w:rPr>
-          <w:rFonts w:ascii="Calibri" w:cs="Calibri" w:eastAsia="Calibri" w:hAnsi="Calibri"/>
-          <w:i/>
-          <w:iCs/>
-          <w:sz w:val="24"/>
-          <w:szCs w:val="24"/>
-        </w:rPr>
-        <w:t xml:space="preserve"> (pause, signal) → </w:t>
+        <w:t xml:space="preserve"> one. Watch. A chair is furniture for one person. Is a chair furniture? (pause, signal) → </w:t>
       </w:r>
       <w:r>
         <w:rPr>
@@ -8724,37 +8684,7 @@
           <w:sz w:val="24"/>
           <w:szCs w:val="24"/>
         </w:rPr>
-        <w:t xml:space="preserve"> </w:t>
-      </w:r>
-      <w:r>
-        <w:rPr>
-          <w:rFonts w:ascii="Calibri" w:cs="Calibri" w:eastAsia="Calibri" w:hAnsi="Calibri"/>
-          <w:i/>
-          <w:iCs/>
-          <w:sz w:val="24"/>
-          <w:szCs w:val="24"/>
-        </w:rPr>
-        <w:t xml:space="preserve">But that is a long way up. Look what gets in — a table for one person, a bed for one person. Come down to the nearest kind above chair.</w:t>
-      </w:r>
-      <w:r>
-        <w:rPr>
-          <w:rFonts w:ascii="Calibri" w:cs="Calibri" w:eastAsia="Calibri" w:hAnsi="Calibri"/>
-          <w:i/>
-          <w:iCs/>
-          <w:sz w:val="24"/>
-          <w:szCs w:val="24"/>
-        </w:rPr>
-        <w:t xml:space="preserve"> (Point to the tree you are about to draw.) </w:t>
-      </w:r>
-      <w:r>
-        <w:rPr>
-          <w:rFonts w:ascii="Calibri" w:cs="Calibri" w:eastAsia="Calibri" w:hAnsi="Calibri"/>
-          <w:i/>
-          <w:iCs/>
-          <w:sz w:val="24"/>
-          <w:szCs w:val="24"/>
-        </w:rPr>
-        <w:t xml:space="preserve">A seat. A chair is a seat for one person. Now nothing gets in.</w:t>
+        <w:t xml:space="preserve"> But that is a long way up. Look what gets in — a table for one person, a bed for one person. Come down to the nearest kind above chair. (Point to the tree you are about to draw.) A seat. A chair is a seat for one person. Now nothing gets in.</w:t>
       </w:r>
       <w:r>
         <w:rPr>
@@ -11794,127 +11724,127 @@
           <w:sz w:val="24"/>
           <w:szCs w:val="24"/>
         </w:rPr>
-        <w:t xml:space="preserve">Which predicable? A knife can go dull.</w:t>
-      </w:r>
-      <w:r>
-        <w:rPr>
-          <w:rFonts w:ascii="Calibri" w:cs="Calibri" w:eastAsia="Calibri" w:hAnsi="Calibri"/>
-          <w:sz w:val="24"/>
-          <w:szCs w:val="24"/>
-        </w:rPr>
-        <w:t xml:space="preserve"> (pause, signal) → </w:t>
-      </w:r>
-      <w:r>
-        <w:rPr>
-          <w:rFonts w:ascii="Calibri" w:cs="Calibri" w:eastAsia="Calibri" w:hAnsi="Calibri"/>
-          <w:i/>
-          <w:iCs/>
-          <w:sz w:val="24"/>
-          <w:szCs w:val="24"/>
-        </w:rPr>
-        <w:t xml:space="preserve">Property.</w:t>
-      </w:r>
-    </w:p>
-    <w:p>
-      <w:pPr>
-        <w:spacing w:after="120" w:line="276"/>
-      </w:pPr>
-      <w:r>
-        <w:rPr>
-          <w:rFonts w:ascii="Calibri" w:cs="Calibri" w:eastAsia="Calibri" w:hAnsi="Calibri"/>
-          <w:b/>
-          <w:bCs/>
-          <w:sz w:val="24"/>
-          <w:szCs w:val="24"/>
-        </w:rPr>
-        <w:t>Judge it — good, too wide, too narrow, circular, or dark? A knife is a tool that can go dull.</w:t>
-      </w:r>
-      <w:r>
-        <w:rPr>
-          <w:rFonts w:ascii="Calibri" w:cs="Calibri" w:eastAsia="Calibri" w:hAnsi="Calibri"/>
-          <w:sz w:val="24"/>
-          <w:szCs w:val="24"/>
-        </w:rPr>
-        <w:t xml:space="preserve"> (pause, signal) → </w:t>
-      </w:r>
-      <w:r>
-        <w:rPr>
-          <w:rFonts w:ascii="Calibri" w:cs="Calibri" w:eastAsia="Calibri" w:hAnsi="Calibri"/>
-          <w:i/>
-          <w:iCs/>
-          <w:sz w:val="24"/>
-          <w:szCs w:val="24"/>
-        </w:rPr>
-        <w:t xml:space="preserve">Too wide.</w:t>
-      </w:r>
-      <w:r>
-        <w:rPr>
-          <w:rFonts w:ascii="Calibri" w:cs="Calibri" w:eastAsia="Calibri" w:hAnsi="Calibri"/>
-          <w:sz w:val="24"/>
-          <w:szCs w:val="24"/>
-        </w:rPr>
-        <w:t xml:space="preserve"> </w:t>
-      </w:r>
-      <w:r>
-        <w:rPr>
-          <w:rFonts w:ascii="Calibri" w:cs="Calibri" w:eastAsia="Calibri" w:hAnsi="Calibri"/>
-          <w:b/>
-          <w:bCs/>
-          <w:sz w:val="24"/>
-          <w:szCs w:val="24"/>
-        </w:rPr>
-        <w:t xml:space="preserve">Name the counterexample.</w:t>
-      </w:r>
-      <w:r>
-        <w:rPr>
-          <w:rFonts w:ascii="Calibri" w:cs="Calibri" w:eastAsia="Calibri" w:hAnsi="Calibri"/>
-          <w:sz w:val="24"/>
-          <w:szCs w:val="24"/>
-        </w:rPr>
-        <w:t xml:space="preserve"> → </w:t>
-      </w:r>
-      <w:r>
-        <w:rPr>
-          <w:rFonts w:ascii="Calibri" w:cs="Calibri" w:eastAsia="Calibri" w:hAnsi="Calibri"/>
-          <w:i/>
-          <w:iCs/>
-          <w:sz w:val="24"/>
-          <w:szCs w:val="24"/>
-        </w:rPr>
-        <w:t xml:space="preserve">A saw. / A hammer.</w:t>
-      </w:r>
-    </w:p>
-    <w:p>
-      <w:pPr>
-        <w:spacing w:after="120" w:line="276"/>
-      </w:pPr>
-      <w:r>
-        <w:rPr>
-          <w:rFonts w:ascii="Calibri" w:cs="Calibri" w:eastAsia="Calibri" w:hAnsi="Calibri"/>
-          <w:b/>
-          <w:bCs/>
-          <w:sz w:val="24"/>
-          <w:szCs w:val="24"/>
-        </w:rPr>
-        <w:t xml:space="preserve">(12). That one used a property instead of the difference. What is the difference of a knife?</w:t>
-      </w:r>
-      <w:r>
-        <w:rPr>
-          <w:rFonts w:ascii="Calibri" w:cs="Calibri" w:eastAsia="Calibri" w:hAnsi="Calibri"/>
-          <w:sz w:val="24"/>
-          <w:szCs w:val="24"/>
-        </w:rPr>
-        <w:t xml:space="preserve"> → </w:t>
-      </w:r>
-      <w:r>
-        <w:rPr>
-          <w:rFonts w:ascii="Calibri" w:cs="Calibri" w:eastAsia="Calibri" w:hAnsi="Calibri"/>
-          <w:i/>
-          <w:iCs/>
-          <w:sz w:val="24"/>
-          <w:szCs w:val="24"/>
-        </w:rPr>
-        <w:t xml:space="preserve">Having a blade for cutting.</w:t>
+        <w:t>Which predicable? A triangle has three corners. (pause, signal) → Property.</w:t>
+      </w:r>
+      <w:r>
+        <w:rPr>
+          <w:rFonts w:ascii="Calibri" w:cs="Calibri" w:eastAsia="Calibri" w:hAnsi="Calibri"/>
+          <w:sz w:val="24"/>
+          <w:szCs w:val="24"/>
+        </w:rPr>
+        <w:t/>
+      </w:r>
+      <w:r>
+        <w:rPr>
+          <w:rFonts w:ascii="Calibri" w:cs="Calibri" w:eastAsia="Calibri" w:hAnsi="Calibri"/>
+          <w:i/>
+          <w:iCs/>
+          <w:sz w:val="24"/>
+          <w:szCs w:val="24"/>
+        </w:rPr>
+        <w:t/>
+      </w:r>
+    </w:p>
+    <w:p>
+      <w:pPr>
+        <w:spacing w:after="120" w:line="276"/>
+      </w:pPr>
+      <w:r>
+        <w:rPr>
+          <w:rFonts w:ascii="Calibri" w:cs="Calibri" w:eastAsia="Calibri" w:hAnsi="Calibri"/>
+          <w:b/>
+          <w:bCs/>
+          <w:sz w:val="24"/>
+          <w:szCs w:val="24"/>
+        </w:rPr>
+        <w:t>Judge it — good, too wide, too narrow, circular, or dark? A triangle is a shape with three corners. (pause, signal) → Good, on the two rules.</w:t>
+      </w:r>
+      <w:r>
+        <w:rPr>
+          <w:rFonts w:ascii="Calibri" w:cs="Calibri" w:eastAsia="Calibri" w:hAnsi="Calibri"/>
+          <w:sz w:val="24"/>
+          <w:szCs w:val="24"/>
+        </w:rPr>
+        <w:t/>
+      </w:r>
+      <w:r>
+        <w:rPr>
+          <w:rFonts w:ascii="Calibri" w:cs="Calibri" w:eastAsia="Calibri" w:hAnsi="Calibri"/>
+          <w:i/>
+          <w:iCs/>
+          <w:sz w:val="24"/>
+          <w:szCs w:val="24"/>
+        </w:rPr>
+        <w:t/>
+      </w:r>
+      <w:r>
+        <w:rPr>
+          <w:rFonts w:ascii="Calibri" w:cs="Calibri" w:eastAsia="Calibri" w:hAnsi="Calibri"/>
+          <w:sz w:val="24"/>
+          <w:szCs w:val="24"/>
+        </w:rPr>
+        <w:t/>
+      </w:r>
+      <w:r>
+        <w:rPr>
+          <w:rFonts w:ascii="Calibri" w:cs="Calibri" w:eastAsia="Calibri" w:hAnsi="Calibri"/>
+          <w:b/>
+          <w:bCs/>
+          <w:sz w:val="24"/>
+          <w:szCs w:val="24"/>
+        </w:rPr>
+        <w:t/>
+      </w:r>
+      <w:r>
+        <w:rPr>
+          <w:rFonts w:ascii="Calibri" w:cs="Calibri" w:eastAsia="Calibri" w:hAnsi="Calibri"/>
+          <w:sz w:val="24"/>
+          <w:szCs w:val="24"/>
+        </w:rPr>
+        <w:t/>
+      </w:r>
+      <w:r>
+        <w:rPr>
+          <w:rFonts w:ascii="Calibri" w:cs="Calibri" w:eastAsia="Calibri" w:hAnsi="Calibri"/>
+          <w:i/>
+          <w:iCs/>
+          <w:sz w:val="24"/>
+          <w:szCs w:val="24"/>
+        </w:rPr>
+        <w:t/>
+      </w:r>
+    </w:p>
+    <w:p>
+      <w:pPr>
+        <w:spacing w:after="120" w:line="276"/>
+      </w:pPr>
+      <w:r>
+        <w:rPr>
+          <w:rFonts w:ascii="Calibri" w:cs="Calibri" w:eastAsia="Calibri" w:hAnsi="Calibri"/>
+          <w:b/>
+          <w:bCs/>
+          <w:sz w:val="24"/>
+          <w:szCs w:val="24"/>
+        </w:rPr>
+        <w:t>(12). That one used a property instead of the difference. What is the difference of a triangle? → Three straight sides.</w:t>
+      </w:r>
+      <w:r>
+        <w:rPr>
+          <w:rFonts w:ascii="Calibri" w:cs="Calibri" w:eastAsia="Calibri" w:hAnsi="Calibri"/>
+          <w:sz w:val="24"/>
+          <w:szCs w:val="24"/>
+        </w:rPr>
+        <w:t/>
+      </w:r>
+      <w:r>
+        <w:rPr>
+          <w:rFonts w:ascii="Calibri" w:cs="Calibri" w:eastAsia="Calibri" w:hAnsi="Calibri"/>
+          <w:i/>
+          <w:iCs/>
+          <w:sz w:val="24"/>
+          <w:szCs w:val="24"/>
+        </w:rPr>
+        <w:t/>
       </w:r>
     </w:p>
     <w:p>
@@ -15749,7 +15679,7 @@
           <w:sz w:val="24"/>
           <w:szCs w:val="24"/>
         </w:rPr>
-        <w:t xml:space="preserve">PROPERTY — not what makes the thing what it is, but every one has it, always</w:t>
+        <w:t>PROPERTY — not what makes the thing what it is, but every one has it, always, and nothing else does</w:t>
       </w:r>
     </w:p>
     <w:p>
@@ -18399,17 +18329,7 @@
           <w:sz w:val="24"/>
           <w:szCs w:val="24"/>
         </w:rPr>
-        <w:t xml:space="preserve"> is what we are asking about. What does "tall" mean when I say the tree is tall?</w:t>
-      </w:r>
-      <w:r>
-        <w:rPr>
-          <w:rFonts w:ascii="Calibri" w:cs="Calibri" w:eastAsia="Calibri" w:hAnsi="Calibri"/>
-          <w:i/>
-          <w:iCs/>
-          <w:sz w:val="24"/>
-          <w:szCs w:val="24"/>
-        </w:rPr>
-        <w:t xml:space="preserve"> → </w:t>
+        <w:t xml:space="preserve"> is what we are asking about. What does "tall" mean when I say the tree is tall? → </w:t>
       </w:r>
       <w:r>
         <w:rPr>
@@ -18427,27 +18347,7 @@
           <w:sz w:val="24"/>
           <w:szCs w:val="24"/>
         </w:rPr>
-        <w:t xml:space="preserve"> </w:t>
-      </w:r>
-      <w:r>
-        <w:rPr>
-          <w:rFonts w:ascii="Calibri" w:cs="Calibri" w:eastAsia="Calibri" w:hAnsi="Calibri"/>
-          <w:i/>
-          <w:iCs/>
-          <w:sz w:val="24"/>
-          <w:szCs w:val="24"/>
-        </w:rPr>
-        <w:t xml:space="preserve">And when I say the man is tall?</w:t>
-      </w:r>
-      <w:r>
-        <w:rPr>
-          <w:rFonts w:ascii="Calibri" w:cs="Calibri" w:eastAsia="Calibri" w:hAnsi="Calibri"/>
-          <w:i/>
-          <w:iCs/>
-          <w:sz w:val="24"/>
-          <w:szCs w:val="24"/>
-        </w:rPr>
-        <w:t xml:space="preserve"> → </w:t>
+        <w:t xml:space="preserve"> And when I say the man is tall? → </w:t>
       </w:r>
       <w:r>
         <w:rPr>
@@ -18465,37 +18365,7 @@
           <w:sz w:val="24"/>
           <w:szCs w:val="24"/>
         </w:rPr>
-        <w:t xml:space="preserve"> </w:t>
-      </w:r>
-      <w:r>
-        <w:rPr>
-          <w:rFonts w:ascii="Calibri" w:cs="Calibri" w:eastAsia="Calibri" w:hAnsi="Calibri"/>
-          <w:i/>
-          <w:iCs/>
-          <w:sz w:val="24"/>
-          <w:szCs w:val="24"/>
-        </w:rPr>
-        <w:t xml:space="preserve">Same account. Univocal. The two things can be as different as you like; the question is whether the word means the same.</w:t>
-      </w:r>
-      <w:r>
-        <w:rPr>
-          <w:rFonts w:ascii="Calibri" w:cs="Calibri" w:eastAsia="Calibri" w:hAnsi="Calibri"/>
-          <w:i/>
-          <w:iCs/>
-          <w:sz w:val="24"/>
-          <w:szCs w:val="24"/>
-        </w:rPr>
-        <w:t xml:space="preserve"> Retest in step 4. </w:t>
-      </w:r>
-      <w:r>
-        <w:rPr>
-          <w:rFonts w:ascii="Calibri" w:cs="Calibri" w:eastAsia="Calibri" w:hAnsi="Calibri"/>
-          <w:i/>
-          <w:iCs/>
-          <w:sz w:val="24"/>
-          <w:szCs w:val="24"/>
-        </w:rPr>
-        <w:t xml:space="preserve">(This is the most likely error in the lesson.)</w:t>
+        <w:t xml:space="preserve"> Same account. Univocal. The two things can be as different as you like; the question is whether the word means the same. Retest in step 4. (This is the most likely error in the lesson.)</w:t>
       </w:r>
       <w:r>
         <w:rPr>
@@ -18870,27 +18740,7 @@
           <w:sz w:val="24"/>
           <w:szCs w:val="24"/>
         </w:rPr>
-        <w:t xml:space="preserve"> genus. Watch me climb. A chair is a seat. A seat is furniture. Furniture is a — what?</w:t>
-      </w:r>
-      <w:r>
-        <w:rPr>
-          <w:rFonts w:ascii="Calibri" w:cs="Calibri" w:eastAsia="Calibri" w:hAnsi="Calibri"/>
-          <w:i/>
-          <w:iCs/>
-          <w:sz w:val="24"/>
-          <w:szCs w:val="24"/>
-        </w:rPr>
-        <w:t xml:space="preserve"> (Let them try.) </w:t>
-      </w:r>
-      <w:r>
-        <w:rPr>
-          <w:rFonts w:ascii="Calibri" w:cs="Calibri" w:eastAsia="Calibri" w:hAnsi="Calibri"/>
-          <w:i/>
-          <w:iCs/>
-          <w:sz w:val="24"/>
-          <w:szCs w:val="24"/>
-        </w:rPr>
-        <w:t xml:space="preserve">A thing? A being?</w:t>
+        <w:t xml:space="preserve"> genus. Watch me climb. A chair is a seat. A seat is furniture. Furniture is a — what? (Let them try.) A thing? A being?</w:t>
       </w:r>
       <w:r>
         <w:rPr>
@@ -20676,25 +20526,25 @@
           <w:sz w:val="24"/>
           <w:szCs w:val="24"/>
         </w:rPr>
-        <w:t xml:space="preserve">Which predicable? A square has four corners.</w:t>
-      </w:r>
-      <w:r>
-        <w:rPr>
-          <w:rFonts w:ascii="Calibri" w:cs="Calibri" w:eastAsia="Calibri" w:hAnsi="Calibri"/>
-          <w:sz w:val="24"/>
-          <w:szCs w:val="24"/>
-        </w:rPr>
-        <w:t xml:space="preserve"> → </w:t>
-      </w:r>
-      <w:r>
-        <w:rPr>
-          <w:rFonts w:ascii="Calibri" w:cs="Calibri" w:eastAsia="Calibri" w:hAnsi="Calibri"/>
-          <w:i/>
-          <w:iCs/>
-          <w:sz w:val="24"/>
-          <w:szCs w:val="24"/>
-        </w:rPr>
-        <w:t xml:space="preserve">Property.</w:t>
+        <w:t>Which predicable? Socrates can learn to read. → Property.</w:t>
+      </w:r>
+      <w:r>
+        <w:rPr>
+          <w:rFonts w:ascii="Calibri" w:cs="Calibri" w:eastAsia="Calibri" w:hAnsi="Calibri"/>
+          <w:sz w:val="24"/>
+          <w:szCs w:val="24"/>
+        </w:rPr>
+        <w:t/>
+      </w:r>
+      <w:r>
+        <w:rPr>
+          <w:rFonts w:ascii="Calibri" w:cs="Calibri" w:eastAsia="Calibri" w:hAnsi="Calibri"/>
+          <w:i/>
+          <w:iCs/>
+          <w:sz w:val="24"/>
+          <w:szCs w:val="24"/>
+        </w:rPr>
+        <w:t/>
       </w:r>
     </w:p>
     <w:p>
@@ -22669,7 +22519,7 @@
           <w:sz w:val="24"/>
           <w:szCs w:val="24"/>
         </w:rPr>
-        <w:t xml:space="preserve">PROPERTY — not what makes the thing what it is, but every one has it, always</w:t>
+        <w:t>PROPERTY — not what makes the thing what it is, but every one has it, always, and nothing else does</w:t>
       </w:r>
     </w:p>
     <w:p>
@@ -25529,17 +25379,7 @@
           <w:sz w:val="24"/>
           <w:szCs w:val="24"/>
         </w:rPr>
-        <w:t xml:space="preserve"> stand on its own? Show me a white that is not the white of anything.</w:t>
-      </w:r>
-      <w:r>
-        <w:rPr>
-          <w:rFonts w:ascii="Calibri" w:cs="Calibri" w:eastAsia="Calibri" w:hAnsi="Calibri"/>
-          <w:i/>
-          <w:iCs/>
-          <w:sz w:val="24"/>
-          <w:szCs w:val="24"/>
-        </w:rPr>
-        <w:t xml:space="preserve"> → </w:t>
+        <w:t xml:space="preserve"> stand on its own? Show me a white that is not the white of anything. → </w:t>
       </w:r>
       <w:r>
         <w:rPr>
@@ -25557,37 +25397,7 @@
           <w:sz w:val="24"/>
           <w:szCs w:val="24"/>
         </w:rPr>
-        <w:t xml:space="preserve"> </w:t>
-      </w:r>
-      <w:r>
-        <w:rPr>
-          <w:rFonts w:ascii="Calibri" w:cs="Calibri" w:eastAsia="Calibri" w:hAnsi="Calibri"/>
-          <w:i/>
-          <w:iCs/>
-          <w:sz w:val="24"/>
-          <w:szCs w:val="24"/>
-        </w:rPr>
-        <w:t xml:space="preserve">Then it exists in another. Accident.</w:t>
-      </w:r>
-      <w:r>
-        <w:rPr>
-          <w:rFonts w:ascii="Calibri" w:cs="Calibri" w:eastAsia="Calibri" w:hAnsi="Calibri"/>
-          <w:i/>
-          <w:iCs/>
-          <w:sz w:val="24"/>
-          <w:szCs w:val="24"/>
-        </w:rPr>
-        <w:t xml:space="preserve"> Retest in step 4. </w:t>
-      </w:r>
-      <w:r>
-        <w:rPr>
-          <w:rFonts w:ascii="Calibri" w:cs="Calibri" w:eastAsia="Calibri" w:hAnsi="Calibri"/>
-          <w:i/>
-          <w:iCs/>
-          <w:sz w:val="24"/>
-          <w:szCs w:val="24"/>
-        </w:rPr>
-        <w:t xml:space="preserve">(This is the likeliest error: confusing a word standing alone with a thing standing alone.)</w:t>
+        <w:t xml:space="preserve"> Then it exists in another. Accident. Retest in step 4. (This is the likeliest error: confusing a word standing alone with a thing standing alone.)</w:t>
       </w:r>
       <w:r>
         <w:rPr>
@@ -28767,25 +28577,25 @@
           <w:sz w:val="24"/>
           <w:szCs w:val="24"/>
         </w:rPr>
-        <w:t xml:space="preserve">Which predicable? A knife can go dull.</w:t>
-      </w:r>
-      <w:r>
-        <w:rPr>
-          <w:rFonts w:ascii="Calibri" w:cs="Calibri" w:eastAsia="Calibri" w:hAnsi="Calibri"/>
-          <w:sz w:val="24"/>
-          <w:szCs w:val="24"/>
-        </w:rPr>
-        <w:t xml:space="preserve"> → </w:t>
-      </w:r>
-      <w:r>
-        <w:rPr>
-          <w:rFonts w:ascii="Calibri" w:cs="Calibri" w:eastAsia="Calibri" w:hAnsi="Calibri"/>
-          <w:i/>
-          <w:iCs/>
-          <w:sz w:val="24"/>
-          <w:szCs w:val="24"/>
-        </w:rPr>
-        <w:t xml:space="preserve">Property.</w:t>
+        <w:t>Which predicable? A triangle has three corners. → Property.</w:t>
+      </w:r>
+      <w:r>
+        <w:rPr>
+          <w:rFonts w:ascii="Calibri" w:cs="Calibri" w:eastAsia="Calibri" w:hAnsi="Calibri"/>
+          <w:sz w:val="24"/>
+          <w:szCs w:val="24"/>
+        </w:rPr>
+        <w:t/>
+      </w:r>
+      <w:r>
+        <w:rPr>
+          <w:rFonts w:ascii="Calibri" w:cs="Calibri" w:eastAsia="Calibri" w:hAnsi="Calibri"/>
+          <w:i/>
+          <w:iCs/>
+          <w:sz w:val="24"/>
+          <w:szCs w:val="24"/>
+        </w:rPr>
+        <w:t/>
       </w:r>
     </w:p>
     <w:p>
@@ -31155,7 +30965,7 @@
           <w:sz w:val="24"/>
           <w:szCs w:val="24"/>
         </w:rPr>
-        <w:t xml:space="preserve">PROPERTY — not what makes the thing what it is, but every one has it, always</w:t>
+        <w:t>PROPERTY — not what makes the thing what it is, but every one has it, always, and nothing else does</w:t>
       </w:r>
     </w:p>
     <w:p>
